--- a/23728131_NguyenHuuDung.docx
+++ b/23728131_NguyenHuuDung.docx
@@ -9,7 +9,18 @@
     </w:p>
     <w:p>
       <w:r>
-        <w:t>3.1 useState</w:t>
+        <w:t>3.1</w:t>
+      </w:r>
+      <w:r>
+        <w:t xml:space="preserve"> </w:t>
+      </w:r>
+      <w:r>
+        <w:rPr>
+          <w:b/>
+          <w:bCs/>
+          <w:lang/>
+        </w:rPr>
+        <w:t>Ví dụ áp dụng: Bộ đếm số lượng</w:t>
       </w:r>
     </w:p>
     <w:p/>
@@ -58,12 +69,23 @@
     <w:p/>
     <w:p>
       <w:r>
-        <w:t>3. Form login</w:t>
-      </w:r>
-    </w:p>
-    <w:p/>
-    <w:p>
-      <w:r>
+        <w:t xml:space="preserve">3. </w:t>
+      </w:r>
+      <w:r>
+        <w:rPr>
+          <w:b/>
+          <w:bCs/>
+          <w:lang/>
+        </w:rPr>
+        <w:t>Bài tập thực hành: Form nhập họ tên</w:t>
+      </w:r>
+    </w:p>
+    <w:p/>
+    <w:p>
+      <w:r>
+        <w:rPr>
+          <w:noProof/>
+        </w:rPr>
         <w:drawing>
           <wp:inline distT="0" distB="0" distL="0" distR="0" wp14:anchorId="55A69224" wp14:editId="46A3792E">
             <wp:extent cx="5943600" cy="3331845"/>
@@ -104,12 +126,23 @@
     <w:p>
       <w:r>
         <w:lastRenderedPageBreak/>
-        <w:t>3.2 TimerScreen useEffect</w:t>
-      </w:r>
-    </w:p>
-    <w:p/>
-    <w:p>
-      <w:r>
+        <w:t xml:space="preserve">3.2 </w:t>
+      </w:r>
+      <w:r>
+        <w:rPr>
+          <w:b/>
+          <w:bCs/>
+          <w:lang/>
+        </w:rPr>
+        <w:t>Ví dụ áp dụng: Đồng hồ đếm giây</w:t>
+      </w:r>
+    </w:p>
+    <w:p/>
+    <w:p>
+      <w:r>
+        <w:rPr>
+          <w:noProof/>
+        </w:rPr>
         <w:drawing>
           <wp:inline distT="0" distB="0" distL="0" distR="0" wp14:anchorId="5BADD8CF" wp14:editId="20F4234C">
             <wp:extent cx="5943600" cy="3343275"/>
@@ -150,11 +183,22 @@
     <w:p/>
     <w:p>
       <w:r>
-        <w:t>3.3 trang thai ket noi</w:t>
-      </w:r>
-    </w:p>
-    <w:p>
-      <w:r>
+        <w:t xml:space="preserve">3.3 </w:t>
+      </w:r>
+      <w:r>
+        <w:rPr>
+          <w:b/>
+          <w:bCs/>
+          <w:lang/>
+        </w:rPr>
+        <w:t>Bài tập thực hành: Theo dõi trạng thái kết nối giả lập</w:t>
+      </w:r>
+    </w:p>
+    <w:p>
+      <w:r>
+        <w:rPr>
+          <w:noProof/>
+        </w:rPr>
         <w:drawing>
           <wp:inline distT="0" distB="0" distL="0" distR="0" wp14:anchorId="7D6C12EC" wp14:editId="721FCD94">
             <wp:extent cx="5943600" cy="3343275"/>
@@ -192,12 +236,13 @@
         </w:drawing>
       </w:r>
     </w:p>
+    <w:p/>
+    <w:p/>
     <w:p>
       <w:r>
         <w:rPr>
           <w:noProof/>
         </w:rPr>
-        <w:lastRenderedPageBreak/>
         <w:drawing>
           <wp:inline distT="0" distB="0" distL="0" distR="0" wp14:anchorId="50EC1C71" wp14:editId="4CBCD4C8">
             <wp:extent cx="5943600" cy="3343275"/>
@@ -237,11 +282,17 @@
     </w:p>
     <w:p>
       <w:r>
-        <w:t>3.4 giao dien sang toi</w:t>
-      </w:r>
-    </w:p>
-    <w:p>
-      <w:r>
+        <w:rPr>
+          <w:b/>
+          <w:bCs/>
+          <w:lang/>
+        </w:rPr>
+        <w:t>Ví dụ áp dụng: Chế độ sáng và tối</w:t>
+      </w:r>
+      <w:r>
+        <w:rPr>
+          <w:noProof/>
+        </w:rPr>
         <w:drawing>
           <wp:inline distT="0" distB="0" distL="0" distR="0" wp14:anchorId="76AF0099" wp14:editId="06C50545">
             <wp:extent cx="5943600" cy="3343275"/>
@@ -284,12 +335,31 @@
     <w:p/>
     <w:p/>
     <w:p>
-      <w:r>
-        <w:t>3.5 doi ten user by useContext</w:t>
-      </w:r>
-    </w:p>
-    <w:p>
-      <w:r>
+      <w:pPr>
+        <w:rPr>
+          <w:b/>
+          <w:bCs/>
+          <w:lang/>
+        </w:rPr>
+      </w:pPr>
+      <w:r>
+        <w:t xml:space="preserve">3.5 </w:t>
+      </w:r>
+      <w:r>
+        <w:rPr>
+          <w:b/>
+          <w:bCs/>
+          <w:lang/>
+        </w:rPr>
+        <w:t>Bài tập thực hành: Chia sẻ thông tin người dùng</w:t>
+      </w:r>
+    </w:p>
+    <w:p/>
+    <w:p>
+      <w:r>
+        <w:rPr>
+          <w:noProof/>
+        </w:rPr>
         <w:drawing>
           <wp:inline distT="0" distB="0" distL="0" distR="0" wp14:anchorId="5D1BCC30" wp14:editId="1DD2AFDA">
             <wp:extent cx="5943600" cy="3343275"/>
@@ -329,9 +399,26 @@
     </w:p>
     <w:p/>
     <w:p/>
-    <w:p>
-      <w:r>
-        <w:t>3.6 useReducer</w:t>
+    <w:p/>
+    <w:p/>
+    <w:p/>
+    <w:p/>
+    <w:p/>
+    <w:p/>
+    <w:p/>
+    <w:p/>
+    <w:p>
+      <w:r>
+        <w:lastRenderedPageBreak/>
+        <w:t xml:space="preserve">3.6 </w:t>
+      </w:r>
+      <w:r>
+        <w:rPr>
+          <w:b/>
+          <w:bCs/>
+          <w:lang/>
+        </w:rPr>
+        <w:t>Ví dụ áp dụng: Quản lý giỏ hàng</w:t>
       </w:r>
     </w:p>
     <w:p>
@@ -345,8 +432,8 @@
         <w:rPr>
           <w:b/>
           <w:bCs/>
-        </w:rPr>
-        <w:lastRenderedPageBreak/>
+          <w:noProof/>
+        </w:rPr>
         <w:drawing>
           <wp:inline distT="0" distB="0" distL="0" distR="0" wp14:anchorId="5D1182BE" wp14:editId="156F3E9C">
             <wp:extent cx="5943600" cy="3343275"/>
@@ -391,6 +478,14 @@
           <w:bCs/>
         </w:rPr>
       </w:pPr>
+      <w:r>
+        <w:rPr>
+          <w:b/>
+          <w:bCs/>
+          <w:lang/>
+        </w:rPr>
+        <w:t>3.1.5. useMemo và useCallback</w:t>
+      </w:r>
     </w:p>
     <w:p>
       <w:pPr>
@@ -399,6 +494,14 @@
           <w:bCs/>
         </w:rPr>
       </w:pPr>
+      <w:r>
+        <w:rPr>
+          <w:b/>
+          <w:bCs/>
+          <w:lang/>
+        </w:rPr>
+        <w:t>2. Ví dụ áp dụng: Lọc danh sách sản phẩm</w:t>
+      </w:r>
     </w:p>
     <w:p>
       <w:pPr>
@@ -407,6 +510,47 @@
           <w:bCs/>
         </w:rPr>
       </w:pPr>
+      <w:r>
+        <w:rPr>
+          <w:b/>
+          <w:bCs/>
+        </w:rPr>
+        <w:drawing>
+          <wp:inline distT="0" distB="0" distL="0" distR="0" wp14:anchorId="269323EA" wp14:editId="586CAB2C">
+            <wp:extent cx="5943600" cy="3342005"/>
+            <wp:effectExtent l="0" t="0" r="0" b="0"/>
+            <wp:docPr id="1417684645" name="Picture 1"/>
+            <wp:cNvGraphicFramePr>
+              <a:graphicFrameLocks xmlns:a="http://schemas.openxmlformats.org/drawingml/2006/main" noChangeAspect="1"/>
+            </wp:cNvGraphicFramePr>
+            <a:graphic xmlns:a="http://schemas.openxmlformats.org/drawingml/2006/main">
+              <a:graphicData uri="http://schemas.openxmlformats.org/drawingml/2006/picture">
+                <pic:pic xmlns:pic="http://schemas.openxmlformats.org/drawingml/2006/picture">
+                  <pic:nvPicPr>
+                    <pic:cNvPr id="1417684645" name=""/>
+                    <pic:cNvPicPr/>
+                  </pic:nvPicPr>
+                  <pic:blipFill>
+                    <a:blip r:embed="rId12"/>
+                    <a:stretch>
+                      <a:fillRect/>
+                    </a:stretch>
+                  </pic:blipFill>
+                  <pic:spPr>
+                    <a:xfrm>
+                      <a:off x="0" y="0"/>
+                      <a:ext cx="5943600" cy="3342005"/>
+                    </a:xfrm>
+                    <a:prstGeom prst="rect">
+                      <a:avLst/>
+                    </a:prstGeom>
+                  </pic:spPr>
+                </pic:pic>
+              </a:graphicData>
+            </a:graphic>
+          </wp:inline>
+        </w:drawing>
+      </w:r>
     </w:p>
     <w:p>
       <w:pPr>
@@ -415,6 +559,158 @@
           <w:bCs/>
         </w:rPr>
       </w:pPr>
+    </w:p>
+    <w:p>
+      <w:pPr>
+        <w:rPr>
+          <w:b/>
+          <w:bCs/>
+        </w:rPr>
+      </w:pPr>
+      <w:r>
+        <w:rPr>
+          <w:b/>
+          <w:bCs/>
+          <w:lang/>
+        </w:rPr>
+        <w:lastRenderedPageBreak/>
+        <w:t>3. Bài tập thực hành: Tìm kiếm và tính tổng sản phẩm</w:t>
+      </w:r>
+    </w:p>
+    <w:p>
+      <w:pPr>
+        <w:rPr>
+          <w:b/>
+          <w:bCs/>
+        </w:rPr>
+      </w:pPr>
+      <w:r>
+        <w:rPr>
+          <w:b/>
+          <w:bCs/>
+        </w:rPr>
+        <w:drawing>
+          <wp:inline distT="0" distB="0" distL="0" distR="0" wp14:anchorId="5C61B6EB" wp14:editId="611D334E">
+            <wp:extent cx="5943600" cy="3342005"/>
+            <wp:effectExtent l="0" t="0" r="0" b="0"/>
+            <wp:docPr id="42632870" name="Picture 1"/>
+            <wp:cNvGraphicFramePr>
+              <a:graphicFrameLocks xmlns:a="http://schemas.openxmlformats.org/drawingml/2006/main" noChangeAspect="1"/>
+            </wp:cNvGraphicFramePr>
+            <a:graphic xmlns:a="http://schemas.openxmlformats.org/drawingml/2006/main">
+              <a:graphicData uri="http://schemas.openxmlformats.org/drawingml/2006/picture">
+                <pic:pic xmlns:pic="http://schemas.openxmlformats.org/drawingml/2006/picture">
+                  <pic:nvPicPr>
+                    <pic:cNvPr id="42632870" name=""/>
+                    <pic:cNvPicPr/>
+                  </pic:nvPicPr>
+                  <pic:blipFill>
+                    <a:blip r:embed="rId13"/>
+                    <a:stretch>
+                      <a:fillRect/>
+                    </a:stretch>
+                  </pic:blipFill>
+                  <pic:spPr>
+                    <a:xfrm>
+                      <a:off x="0" y="0"/>
+                      <a:ext cx="5943600" cy="3342005"/>
+                    </a:xfrm>
+                    <a:prstGeom prst="rect">
+                      <a:avLst/>
+                    </a:prstGeom>
+                  </pic:spPr>
+                </pic:pic>
+              </a:graphicData>
+            </a:graphic>
+          </wp:inline>
+        </w:drawing>
+      </w:r>
+    </w:p>
+    <w:p>
+      <w:pPr>
+        <w:spacing w:before="100" w:beforeAutospacing="1" w:after="100" w:afterAutospacing="1" w:line="240" w:lineRule="auto"/>
+        <w:outlineLvl w:val="0"/>
+        <w:rPr>
+          <w:rFonts w:ascii="Times New Roman" w:eastAsia="Times New Roman" w:hAnsi="Times New Roman" w:cs="Times New Roman"/>
+          <w:b/>
+          <w:bCs/>
+          <w:kern w:val="36"/>
+          <w:sz w:val="48"/>
+          <w:szCs w:val="48"/>
+          <w:lang/>
+          <w14:ligatures w14:val="none"/>
+        </w:rPr>
+      </w:pPr>
+      <w:r>
+        <w:rPr>
+          <w:rFonts w:ascii="Times New Roman" w:eastAsia="Times New Roman" w:hAnsi="Times New Roman" w:cs="Times New Roman"/>
+          <w:b/>
+          <w:bCs/>
+          <w:kern w:val="36"/>
+          <w:sz w:val="48"/>
+          <w:szCs w:val="48"/>
+          <w:lang/>
+          <w14:ligatures w14:val="none"/>
+        </w:rPr>
+        <w:t>Bài tập tổng hợp cuối chương</w:t>
+      </w:r>
+    </w:p>
+    <w:p>
+      <w:pPr>
+        <w:rPr>
+          <w:b/>
+          <w:bCs/>
+        </w:rPr>
+      </w:pPr>
+    </w:p>
+    <w:p>
+      <w:pPr>
+        <w:rPr>
+          <w:b/>
+          <w:bCs/>
+        </w:rPr>
+      </w:pPr>
+      <w:r>
+        <w:rPr>
+          <w:b/>
+          <w:bCs/>
+        </w:rPr>
+        <w:drawing>
+          <wp:inline distT="0" distB="0" distL="0" distR="0" wp14:anchorId="2FC0378D" wp14:editId="7DC1132A">
+            <wp:extent cx="5943600" cy="3159125"/>
+            <wp:effectExtent l="0" t="0" r="0" b="3175"/>
+            <wp:docPr id="2013223610" name="Picture 1"/>
+            <wp:cNvGraphicFramePr>
+              <a:graphicFrameLocks xmlns:a="http://schemas.openxmlformats.org/drawingml/2006/main" noChangeAspect="1"/>
+            </wp:cNvGraphicFramePr>
+            <a:graphic xmlns:a="http://schemas.openxmlformats.org/drawingml/2006/main">
+              <a:graphicData uri="http://schemas.openxmlformats.org/drawingml/2006/picture">
+                <pic:pic xmlns:pic="http://schemas.openxmlformats.org/drawingml/2006/picture">
+                  <pic:nvPicPr>
+                    <pic:cNvPr id="2013223610" name=""/>
+                    <pic:cNvPicPr/>
+                  </pic:nvPicPr>
+                  <pic:blipFill>
+                    <a:blip r:embed="rId14"/>
+                    <a:stretch>
+                      <a:fillRect/>
+                    </a:stretch>
+                  </pic:blipFill>
+                  <pic:spPr>
+                    <a:xfrm>
+                      <a:off x="0" y="0"/>
+                      <a:ext cx="5943600" cy="3159125"/>
+                    </a:xfrm>
+                    <a:prstGeom prst="rect">
+                      <a:avLst/>
+                    </a:prstGeom>
+                  </pic:spPr>
+                </pic:pic>
+              </a:graphicData>
+            </a:graphic>
+          </wp:inline>
+        </w:drawing>
+      </w:r>
     </w:p>
     <w:sectPr>
       <w:pgSz w:w="12240" w:h="15840"/>
@@ -1029,7 +1325,6 @@
   <w:style w:type="character" w:default="1" w:styleId="DefaultParagraphFont">
     <w:name w:val="Default Paragraph Font"/>
     <w:uiPriority w:val="1"/>
-    <w:semiHidden/>
     <w:unhideWhenUsed/>
   </w:style>
   <w:style w:type="table" w:default="1" w:styleId="TableNormal">
